--- a/docs/exports/04-USER-GUIDE.docx
+++ b/docs/exports/04-USER-GUIDE.docx
@@ -13701,7 +13701,20 @@
               <w:t xml:space="preserve">23</w:t>
             </w:r>
             <w:r>
-              <w:t xml:space="preserve">): waits for Wi-Fi, then serves one client at a time with its own</w:t>
+              <w:t xml:space="preserve">): waits for Wi-Fi, then serves up to</w:t>
+            </w:r>
+            <w:r>
+              <w:t xml:space="preserve"> </w:t>
+            </w:r>
+            <w:r>
+              <w:rPr>
+                <w:b/>
+                <w:bCs/>
+              </w:rPr>
+              <w:t xml:space="preserve">8 clients at once</w:t>
+            </w:r>
+            <w:r>
+              <w:t xml:space="preserve">, each in a thread of its own with its own</w:t>
             </w:r>
             <w:r>
               <w:t xml:space="preserve"> </w:t>
@@ -13716,7 +13729,7 @@
               <w:t xml:space="preserve"> </w:t>
             </w:r>
             <w:r>
-              <w:t xml:space="preserve">(see §7). Started at boot by</w:t>
+              <w:t xml:space="preserve">(see §7) — a session stuck on a command does not hold the others up (one at a time on a kernel older than v67). Started at boot by</w:t>
             </w:r>
             <w:r>
               <w:t xml:space="preserve"> </w:t>
@@ -27832,7 +27845,7 @@
               <w:t xml:space="preserve"> </w:t>
             </w:r>
             <w:r>
-              <w:t xml:space="preserve">(QuickJS, ES2023: a page's menus, tabs and forms work — a script's changes are laid out again; clicks, keys, typing and scrolling reach the page's scripts; no</w:t>
+              <w:t xml:space="preserve">(QuickJS, ES2023: a page's menus, tabs and forms work — a script's changes are laid out again; clicks, keys, typing, scrolling and the pointer's moves (hover) reach the page's scripts;</w:t>
             </w:r>
             <w:r>
               <w:t xml:space="preserve"> </w:t>
@@ -27847,7 +27860,37 @@
               <w:t xml:space="preserve"> </w:t>
             </w:r>
             <w:r>
-              <w:t xml:space="preserve">/ XMLHttpRequest yet).</w:t>
+              <w:t xml:space="preserve">and</w:t>
+            </w:r>
+            <w:r>
+              <w:t xml:space="preserve"> </w:t>
+            </w:r>
+            <w:r>
+              <w:rPr>
+                <w:rStyle w:val="VerbatimChar"/>
+              </w:rPr>
+              <w:t xml:space="preserve">XMLHttpRequest</w:t>
+            </w:r>
+            <w:r>
+              <w:t xml:space="preserve"> </w:t>
+            </w:r>
+            <w:r>
+              <w:t xml:space="preserve">load data,</w:t>
+            </w:r>
+            <w:r>
+              <w:t xml:space="preserve"> </w:t>
+            </w:r>
+            <w:r>
+              <w:rPr>
+                <w:rStyle w:val="VerbatimChar"/>
+              </w:rPr>
+              <w:t xml:space="preserve">localStorage</w:t>
+            </w:r>
+            <w:r>
+              <w:t xml:space="preserve"> </w:t>
+            </w:r>
+            <w:r>
+              <w:t xml:space="preserve">is kept between visits). Each download runs in its own thread: the window stays responsive while a page loads.</w:t>
             </w:r>
             <w:r>
               <w:t xml:space="preserve"> </w:t>

--- a/docs/exports/04-USER-GUIDE.docx
+++ b/docs/exports/04-USER-GUIDE.docx
@@ -37798,7 +37798,58 @@
     </w:p>
     <w:p>
       <w:pPr>
-        <w:pStyle w:val="BodyText"/>
+        <w:pStyle w:val="BlockText"/>
+      </w:pPr>
+      <w:r>
+        <w:rPr>
+          <w:b/>
+          <w:bCs/>
+        </w:rPr>
+        <w:t xml:space="preserve">The manual.</w:t>
+      </w:r>
+      <w:r>
+        <w:t xml:space="preserve"> </w:t>
+      </w:r>
+      <w:r>
+        <w:t xml:space="preserve">Ledger has a complete user manual, with pictures:</w:t>
+      </w:r>
+      <w:r>
+        <w:t xml:space="preserve"> </w:t>
+      </w:r>
+      <w:r>
+        <w:rPr>
+          <w:rStyle w:val="VerbatimChar"/>
+        </w:rPr>
+        <w:t xml:space="preserve">SD:/manuals/ledger/Ledger.pdf</w:t>
+      </w:r>
+      <w:r>
+        <w:t xml:space="preserve"> </w:t>
+      </w:r>
+      <w:r>
+        <w:t xml:space="preserve">(and</w:t>
+      </w:r>
+      <w:r>
+        <w:t xml:space="preserve"> </w:t>
+      </w:r>
+      <w:r>
+        <w:rPr>
+          <w:rStyle w:val="VerbatimChar"/>
+        </w:rPr>
+        <w:t xml:space="preserve">Ledger.md</w:t>
+      </w:r>
+      <w:r>
+        <w:t xml:space="preserve">) — getting started, every page and document step by step, the VAT codes, the</w:t>
+      </w:r>
+      <w:r>
+        <w:t xml:space="preserve"> </w:t>
+      </w:r>
+      <w:r>
+        <w:t xml:space="preserve">printing's fields, questions and answers. What follows is its summary.</w:t>
+      </w:r>
+    </w:p>
+    <w:p>
+      <w:pPr>
+        <w:pStyle w:val="FirstParagraph"/>
       </w:pPr>
       <w:r>
         <w:t xml:space="preserve">Ledger keeps the</w:t>
@@ -40025,7 +40076,29 @@
         <w:t xml:space="preserve">Statement 43</w:t>
       </w:r>
       <w:r>
-        <w:t xml:space="preserve">), the</w:t>
+        <w:t xml:space="preserve"> </w:t>
+      </w:r>
+      <w:r>
+        <w:t xml:space="preserve">after</w:t>
+      </w:r>
+      <w:r>
+        <w:t xml:space="preserve"> </w:t>
+      </w:r>
+      <w:r>
+        <w:rPr>
+          <w:i/>
+          <w:iCs/>
+        </w:rPr>
+        <w:t xml:space="preserve">Statement 42</w:t>
+      </w:r>
+      <w:r>
+        <w:t xml:space="preserve">: the</w:t>
+      </w:r>
+      <w:r>
+        <w:t xml:space="preserve"> </w:t>
+      </w:r>
+      <w:r>
+        <w:t xml:space="preserve">bank's numbering), the</w:t>
       </w:r>
       <w:r>
         <w:t xml:space="preserve"> </w:t>

--- a/docs/exports/04-USER-GUIDE.docx
+++ b/docs/exports/04-USER-GUIDE.docx
@@ -48988,7 +48988,82 @@
     </w:p>
     <w:p>
       <w:pPr>
-        <w:pStyle w:val="BodyText"/>
+        <w:pStyle w:val="BlockText"/>
+      </w:pPr>
+      <w:r>
+        <w:rPr>
+          <w:b/>
+          <w:bCs/>
+        </w:rPr>
+        <w:t xml:space="preserve">The manual.</w:t>
+      </w:r>
+      <w:r>
+        <w:t xml:space="preserve"> </w:t>
+      </w:r>
+      <w:r>
+        <w:t xml:space="preserve">Koton has a complete user manual, with pictures, in English and French:</w:t>
+      </w:r>
+      <w:r>
+        <w:t xml:space="preserve"> </w:t>
+      </w:r>
+      <w:r>
+        <w:rPr>
+          <w:rStyle w:val="VerbatimChar"/>
+        </w:rPr>
+        <w:t xml:space="preserve">SD:/manuals/koton/Koton.pdf</w:t>
+      </w:r>
+      <w:r>
+        <w:t xml:space="preserve">,</w:t>
+      </w:r>
+      <w:r>
+        <w:t xml:space="preserve"> </w:t>
+      </w:r>
+      <w:r>
+        <w:rPr>
+          <w:rStyle w:val="VerbatimChar"/>
+        </w:rPr>
+        <w:t xml:space="preserve">Koton.fr.pdf</w:t>
+      </w:r>
+      <w:r>
+        <w:t xml:space="preserve"> </w:t>
+      </w:r>
+      <w:r>
+        <w:t xml:space="preserve">(and their</w:t>
+      </w:r>
+      <w:r>
+        <w:t xml:space="preserve"> </w:t>
+      </w:r>
+      <w:r>
+        <w:rPr>
+          <w:rStyle w:val="VerbatimChar"/>
+        </w:rPr>
+        <w:t xml:space="preserve">.md</w:t>
+      </w:r>
+      <w:r>
+        <w:t xml:space="preserve">) — a first song in ten minutes, the</w:t>
+      </w:r>
+      <w:r>
+        <w:t xml:space="preserve"> </w:t>
+      </w:r>
+      <w:r>
+        <w:t xml:space="preserve">window, every kind of block and its editor, the sound chain and plugins, composing with AI, the files,</w:t>
+      </w:r>
+      <w:r>
+        <w:t xml:space="preserve"> </w:t>
+      </w:r>
+      <w:r>
+        <w:t xml:space="preserve">questions and answers, the keys, the chord colours, the styles, every plugin's parameters. What</w:t>
+      </w:r>
+      <w:r>
+        <w:t xml:space="preserve"> </w:t>
+      </w:r>
+      <w:r>
+        <w:t xml:space="preserve">follows is its summary.</w:t>
+      </w:r>
+    </w:p>
+    <w:p>
+      <w:pPr>
+        <w:pStyle w:val="FirstParagraph"/>
       </w:pPr>
       <w:r>
         <w:t xml:space="preserve">Koton is Onyx's music studio:</w:t>

--- a/docs/exports/04-USER-GUIDE.docx
+++ b/docs/exports/04-USER-GUIDE.docx
@@ -51675,7 +51675,26 @@
         <w:t xml:space="preserve">API key — in plain text on the card</w:t>
       </w:r>
       <w:r>
-        <w:t xml:space="preserve">);</w:t>
+        <w:t xml:space="preserve">, and</w:t>
+      </w:r>
+      <w:r>
+        <w:t xml:space="preserve"> </w:t>
+      </w:r>
+      <w:r>
+        <w:rPr>
+          <w:i/>
+          <w:iCs/>
+        </w:rPr>
+        <w:t xml:space="preserve">Compose with AI</w:t>
+      </w:r>
+      <w:r>
+        <w:t xml:space="preserve">'s last request:</w:t>
+      </w:r>
+      <w:r>
+        <w:t xml:space="preserve"> </w:t>
+      </w:r>
+      <w:r>
+        <w:t xml:space="preserve">what, style, intention, bars and options, offered again the next time);</w:t>
       </w:r>
       <w:r>
         <w:t xml:space="preserve"> </w:t>

--- a/docs/exports/04-USER-GUIDE.docx
+++ b/docs/exports/04-USER-GUIDE.docx
@@ -50631,7 +50631,13 @@
         <w:t xml:space="preserve">Riff</w:t>
       </w:r>
       <w:r>
-        <w:t xml:space="preserve">: the piano roll — the chords over it, their tones shaded in the rows (the root stronger),</w:t>
+        <w:t xml:space="preserve">: the piano roll, drawn as Koton Studio's (a square pad per slice, 26 px, every row named,</w:t>
+      </w:r>
+      <w:r>
+        <w:t xml:space="preserve"> </w:t>
+      </w:r>
+      <w:r>
+        <w:t xml:space="preserve">teal notes; it opens on the first note) — the chords over it, their tones shaded in the rows (the root stronger),</w:t>
       </w:r>
       <w:r>
         <w:t xml:space="preserve"> </w:t>
@@ -50903,7 +50909,13 @@
         <w:t xml:space="preserve"> </w:t>
       </w:r>
       <w:r>
-        <w:t xml:space="preserve">General MIDI percussion lanes you draw (a click puts / removes a hit),</w:t>
+        <w:t xml:space="preserve">General MIDI percussion lanes you draw (a click puts / removes a hit; Koton Studio's square pads in</w:t>
+      </w:r>
+      <w:r>
+        <w:t xml:space="preserve"> </w:t>
+      </w:r>
+      <w:r>
+        <w:t xml:space="preserve">each lane's family colour, 4 steps a beat when the groove allows),</w:t>
       </w:r>
       <w:r>
         <w:t xml:space="preserve"> </w:t>

--- a/docs/exports/04-USER-GUIDE.docx
+++ b/docs/exports/04-USER-GUIDE.docx
@@ -49059,6 +49059,102 @@
       </w:r>
       <w:r>
         <w:t xml:space="preserve">follows is its summary.</w:t>
+      </w:r>
+    </w:p>
+    <w:p>
+      <w:pPr>
+        <w:pStyle w:val="BlockText"/>
+      </w:pPr>
+      <w:r>
+        <w:rPr>
+          <w:b/>
+          <w:bCs/>
+        </w:rPr>
+        <w:t xml:space="preserve">Koton for Windows.</w:t>
+      </w:r>
+      <w:r>
+        <w:t xml:space="preserve"> </w:t>
+      </w:r>
+      <w:r>
+        <w:t xml:space="preserve">The same Koton runs on a PC: the folder</w:t>
+      </w:r>
+      <w:r>
+        <w:t xml:space="preserve"> </w:t>
+      </w:r>
+      <w:r>
+        <w:rPr>
+          <w:rStyle w:val="VerbatimChar"/>
+        </w:rPr>
+        <w:t xml:space="preserve">pc/dist/Koton</w:t>
+      </w:r>
+      <w:r>
+        <w:t xml:space="preserve"> </w:t>
+      </w:r>
+      <w:r>
+        <w:t xml:space="preserve">of the repository</w:t>
+      </w:r>
+      <w:r>
+        <w:t xml:space="preserve"> </w:t>
+      </w:r>
+      <w:r>
+        <w:t xml:space="preserve">(copy it whole; run</w:t>
+      </w:r>
+      <w:r>
+        <w:t xml:space="preserve"> </w:t>
+      </w:r>
+      <w:r>
+        <w:rPr>
+          <w:rStyle w:val="VerbatimChar"/>
+        </w:rPr>
+        <w:t xml:space="preserve">Koton.exe</w:t>
+      </w:r>
+      <w:r>
+        <w:t xml:space="preserve">, Windows 10 or 11, nothing to install). It is built from the same</w:t>
+      </w:r>
+      <w:r>
+        <w:t xml:space="preserve"> </w:t>
+      </w:r>
+      <w:r>
+        <w:t xml:space="preserve">sources, its plugins and its AI helper included; the folder is its "SD card" (</w:t>
+      </w:r>
+      <w:r>
+        <w:rPr>
+          <w:rStyle w:val="VerbatimChar"/>
+        </w:rPr>
+        <w:t xml:space="preserve">SD:/</w:t>
+      </w:r>
+      <w:r>
+        <w:t xml:space="preserve"> </w:t>
+      </w:r>
+      <w:r>
+        <w:t xml:space="preserve">in the manual),</w:t>
+      </w:r>
+      <w:r>
+        <w:t xml:space="preserve"> </w:t>
+      </w:r>
+      <w:r>
+        <w:t xml:space="preserve">its menus are the window's menu bar, the sound goes to Windows' default output, every MIDI input of</w:t>
+      </w:r>
+      <w:r>
+        <w:t xml:space="preserve"> </w:t>
+      </w:r>
+      <w:r>
+        <w:t xml:space="preserve">Windows plays. Its</w:t>
+      </w:r>
+      <w:r>
+        <w:t xml:space="preserve"> </w:t>
+      </w:r>
+      <w:r>
+        <w:rPr>
+          <w:rStyle w:val="VerbatimChar"/>
+        </w:rPr>
+        <w:t xml:space="preserve">README.txt</w:t>
+      </w:r>
+      <w:r>
+        <w:t xml:space="preserve"> </w:t>
+      </w:r>
+      <w:r>
+        <w:t xml:space="preserve">says the rest.</w:t>
       </w:r>
     </w:p>
     <w:p>
